--- a/lab4/src/Lab4_report.docx
+++ b/lab4/src/Lab4_report.docx
@@ -3130,31 +3130,7 @@
         </w:numPr>
       </w:pPr>
       <w:r>
-        <w:t xml:space="preserve">Инициализация языковой модели </w:t>
-      </w:r>
-      <w:proofErr w:type="spellStart"/>
-      <w:r>
-        <w:t>ru_core_news_lg</w:t>
-      </w:r>
-      <w:proofErr w:type="spellEnd"/>
-      <w:r>
-        <w:t xml:space="preserve"> и регистрация в </w:t>
-      </w:r>
-      <w:proofErr w:type="spellStart"/>
-      <w:r>
-        <w:t>spaCy</w:t>
-      </w:r>
-      <w:proofErr w:type="spellEnd"/>
-      <w:r>
-        <w:t xml:space="preserve"> пользовательских расширений для хранения </w:t>
-      </w:r>
-      <w:proofErr w:type="spellStart"/>
-      <w:r>
-        <w:t>кореферентных</w:t>
-      </w:r>
-      <w:proofErr w:type="spellEnd"/>
-      <w:r>
-        <w:t xml:space="preserve"> связей.</w:t>
+        <w:t>Начало.</w:t>
       </w:r>
     </w:p>
     <w:p>
@@ -3166,7 +3142,15 @@
         </w:numPr>
       </w:pPr>
       <w:r>
-        <w:t xml:space="preserve">Пропуск исходного текста через конвейер </w:t>
+        <w:t xml:space="preserve">Инициализация языковой модели </w:t>
+      </w:r>
+      <w:proofErr w:type="spellStart"/>
+      <w:r>
+        <w:t>ru_core_news_lg</w:t>
+      </w:r>
+      <w:proofErr w:type="spellEnd"/>
+      <w:r>
+        <w:t xml:space="preserve"> и регистрация в </w:t>
       </w:r>
       <w:proofErr w:type="spellStart"/>
       <w:r>
@@ -3174,23 +3158,15 @@
       </w:r>
       <w:proofErr w:type="spellEnd"/>
       <w:r>
-        <w:t xml:space="preserve"> для автоматической </w:t>
-      </w:r>
-      <w:proofErr w:type="spellStart"/>
-      <w:r>
-        <w:t>токенизации</w:t>
-      </w:r>
-      <w:proofErr w:type="spellEnd"/>
-      <w:r>
-        <w:t xml:space="preserve">, </w:t>
-      </w:r>
-      <w:proofErr w:type="spellStart"/>
-      <w:r>
-        <w:t>лемматизации</w:t>
-      </w:r>
-      <w:proofErr w:type="spellEnd"/>
-      <w:r>
-        <w:t>, разметки частей речи, построения деревьев синтаксических зависимостей.</w:t>
+        <w:t xml:space="preserve"> пользовательских расширений для хранения </w:t>
+      </w:r>
+      <w:proofErr w:type="spellStart"/>
+      <w:r>
+        <w:t>кореферентных</w:t>
+      </w:r>
+      <w:proofErr w:type="spellEnd"/>
+      <w:r>
+        <w:t xml:space="preserve"> связей.</w:t>
       </w:r>
     </w:p>
     <w:p>
@@ -3202,7 +3178,31 @@
         </w:numPr>
       </w:pPr>
       <w:r>
-        <w:t>Поочередный проход по всем предложениям документа с поиском глаголов и распределением их синтаксических зависимых по ролям субъекта, объекта и атрибутов с учётом пассивного залога и наследования подлежащего из главной клаузы.</w:t>
+        <w:t xml:space="preserve">Пропуск исходного текста через конвейер </w:t>
+      </w:r>
+      <w:proofErr w:type="spellStart"/>
+      <w:r>
+        <w:t>spaCy</w:t>
+      </w:r>
+      <w:proofErr w:type="spellEnd"/>
+      <w:r>
+        <w:t xml:space="preserve"> для автоматической </w:t>
+      </w:r>
+      <w:proofErr w:type="spellStart"/>
+      <w:r>
+        <w:t>токенизации</w:t>
+      </w:r>
+      <w:proofErr w:type="spellEnd"/>
+      <w:r>
+        <w:t xml:space="preserve">, </w:t>
+      </w:r>
+      <w:proofErr w:type="spellStart"/>
+      <w:r>
+        <w:t>лемматизации</w:t>
+      </w:r>
+      <w:proofErr w:type="spellEnd"/>
+      <w:r>
+        <w:t>, разметки частей речи, построения деревьев синтаксических зависимостей.</w:t>
       </w:r>
     </w:p>
     <w:p>
@@ -3214,23 +3214,7 @@
         </w:numPr>
       </w:pPr>
       <w:r>
-        <w:t xml:space="preserve">Отсев служебных и семантически пустых конструкций, после чего каждая оставшаяся триада обогащается синонимами и </w:t>
-      </w:r>
-      <w:proofErr w:type="spellStart"/>
-      <w:r>
-        <w:t>гиперонимами</w:t>
-      </w:r>
-      <w:proofErr w:type="spellEnd"/>
-      <w:r>
-        <w:t xml:space="preserve"> глагола из </w:t>
-      </w:r>
-      <w:proofErr w:type="spellStart"/>
-      <w:r>
-        <w:t>WikiWordNet</w:t>
-      </w:r>
-      <w:proofErr w:type="spellEnd"/>
-      <w:r>
-        <w:t xml:space="preserve"> и сохраняется в общий список CAO.</w:t>
+        <w:t>Поочередный проход по всем предложениям документа с поиском глаголов и распределением их синтаксических зависимых по ролям субъекта, объекта и атрибутов с учётом пассивного залога и наследования подлежащего из главной клаузы.</w:t>
       </w:r>
     </w:p>
     <w:p>
@@ -3242,15 +3226,23 @@
         </w:numPr>
       </w:pPr>
       <w:r>
-        <w:t xml:space="preserve">Однократный предварительный расчёт </w:t>
-      </w:r>
-      <w:proofErr w:type="spellStart"/>
-      <w:r>
-        <w:t>кореферентных</w:t>
-      </w:r>
-      <w:proofErr w:type="spellEnd"/>
-      <w:r>
-        <w:t xml:space="preserve"> связей по всему тексту, при котором местоимения третьего лица сопоставляются с ближайшими существительными совпадающего рода и числа с дополнительной проверкой косинусного сходства их векторов.</w:t>
+        <w:t xml:space="preserve">Отсев служебных и семантически пустых конструкций, после чего каждая оставшаяся триада обогащается синонимами и </w:t>
+      </w:r>
+      <w:proofErr w:type="spellStart"/>
+      <w:r>
+        <w:t>гиперонимами</w:t>
+      </w:r>
+      <w:proofErr w:type="spellEnd"/>
+      <w:r>
+        <w:t xml:space="preserve"> глагола из </w:t>
+      </w:r>
+      <w:proofErr w:type="spellStart"/>
+      <w:r>
+        <w:t>WikiWordNet</w:t>
+      </w:r>
+      <w:proofErr w:type="spellEnd"/>
+      <w:r>
+        <w:t xml:space="preserve"> и сохраняется в общий список CAO.</w:t>
       </w:r>
     </w:p>
     <w:p>
@@ -3262,16 +3254,15 @@
         </w:numPr>
       </w:pPr>
       <w:r>
-        <w:t>Поиск причинно-следственных маркеров методом скользящего окна</w:t>
-      </w:r>
-      <w:r>
-        <w:t xml:space="preserve"> внутри одного предложения</w:t>
-      </w:r>
-      <w:r>
-        <w:t>, разделение предикатов предложения на зоны до и после маркера</w:t>
-      </w:r>
-      <w:r>
-        <w:t>.</w:t>
+        <w:t xml:space="preserve">Однократный предварительный расчёт </w:t>
+      </w:r>
+      <w:proofErr w:type="spellStart"/>
+      <w:r>
+        <w:t>кореферентных</w:t>
+      </w:r>
+      <w:proofErr w:type="spellEnd"/>
+      <w:r>
+        <w:t xml:space="preserve"> связей по всему тексту, при котором местоимения третьего лица сопоставляются с ближайшими существительными совпадающего рода и числа с дополнительной проверкой косинусного сходства их векторов.</w:t>
       </w:r>
     </w:p>
     <w:p>
@@ -3283,17 +3274,16 @@
         </w:numPr>
       </w:pPr>
       <w:r>
-        <w:t>Ф</w:t>
-      </w:r>
-      <w:r>
-        <w:t xml:space="preserve">ормирование именных причинных конструкций через извлечение зависимых существительных после маркеров, связанных с именной группой, либо построение глагольных пар для союзных конструкций (сложных предложений, в которых причина и следствие выражены </w:t>
-      </w:r>
-      <w:r>
-        <w:lastRenderedPageBreak/>
-        <w:t>отдельными предикатами, соединёнными причинными, следственными или целевыми союзами, например потому что, так как, поэтому), с последующей сборкой отдельных САО для причины и следствия.</w:t>
-      </w:r>
-      <w:r>
-        <w:t xml:space="preserve"> </w:t>
+        <w:t>Поиск причинно-следственных маркеров методом скользящего окна</w:t>
+      </w:r>
+      <w:r>
+        <w:t xml:space="preserve"> внутри одного предложения</w:t>
+      </w:r>
+      <w:r>
+        <w:t>, разделение предикатов предложения на зоны до и после маркера</w:t>
+      </w:r>
+      <w:r>
+        <w:t>.</w:t>
       </w:r>
     </w:p>
     <w:p>
@@ -3305,25 +3295,17 @@
         </w:numPr>
       </w:pPr>
       <w:r>
-        <w:t xml:space="preserve">Проверка обнаруженных деепричастных оборотов в начале предложений на наличие последующего глагола и автоматическое формирование связи «деепричастие </w:t>
-      </w:r>
-      <w:r>
-        <w:t>к</w:t>
-      </w:r>
-      <w:r>
-        <w:t xml:space="preserve"> основно</w:t>
-      </w:r>
-      <w:r>
-        <w:t>му</w:t>
-      </w:r>
-      <w:r>
-        <w:t xml:space="preserve"> действи</w:t>
-      </w:r>
-      <w:r>
-        <w:t>ю</w:t>
-      </w:r>
-      <w:r>
-        <w:t>» при отсутствии явных маркеров.</w:t>
+        <w:t>Ф</w:t>
+      </w:r>
+      <w:r>
+        <w:t xml:space="preserve">ормирование именных причинных конструкций через извлечение зависимых существительных после маркеров, связанных с именной группой, либо построение глагольных пар для союзных конструкций </w:t>
+      </w:r>
+      <w:r>
+        <w:lastRenderedPageBreak/>
+        <w:t>(сложных предложений, в которых причина и следствие выражены отдельными предикатами, соединёнными причинными, следственными или целевыми союзами, например потому что, так как, поэтому), с последующей сборкой отдельных САО для причины и следствия.</w:t>
+      </w:r>
+      <w:r>
+        <w:t xml:space="preserve"> </w:t>
       </w:r>
     </w:p>
     <w:p>
@@ -3335,7 +3317,25 @@
         </w:numPr>
       </w:pPr>
       <w:r>
-        <w:t>Каскадная валидация всех собранных пар причин и следствий через проверку структурной заполненности CAO и расчёт косинусного сходства векторов предикатов с пороговым значением 0.2.</w:t>
+        <w:t xml:space="preserve">Проверка обнаруженных деепричастных оборотов в начале предложений на наличие последующего глагола и автоматическое формирование связи «деепричастие </w:t>
+      </w:r>
+      <w:r>
+        <w:t>к</w:t>
+      </w:r>
+      <w:r>
+        <w:t xml:space="preserve"> основно</w:t>
+      </w:r>
+      <w:r>
+        <w:t>му</w:t>
+      </w:r>
+      <w:r>
+        <w:t xml:space="preserve"> действи</w:t>
+      </w:r>
+      <w:r>
+        <w:t>ю</w:t>
+      </w:r>
+      <w:r>
+        <w:t>» при отсутствии явных маркеров.</w:t>
       </w:r>
     </w:p>
     <w:p>
@@ -3347,7 +3347,7 @@
         </w:numPr>
       </w:pPr>
       <w:r>
-        <w:t>Анализ пар соседних предложений на наличие маркеров следствия в начале второго предложения, извлечение главных предикатов обоих предложений и автоматическая подстановка найденного антецедента вместо местоимений в субъекте следствия.</w:t>
+        <w:t>Каскадная валидация всех собранных пар причин и следствий через проверку структурной заполненности CAO и расчёт косинусного сходства векторов предикатов с пороговым значением 0.2.</w:t>
       </w:r>
     </w:p>
     <w:p>
@@ -3359,7 +3359,31 @@
         </w:numPr>
       </w:pPr>
       <w:r>
+        <w:t>Анализ пар соседних предложений на наличие маркеров следствия в начале второго предложения, извлечение главных предикатов обоих предложений и автоматическая подстановка найденного антецедента вместо местоимений в субъекте следствия.</w:t>
+      </w:r>
+    </w:p>
+    <w:p>
+      <w:pPr>
+        <w:pStyle w:val="a7"/>
+        <w:numPr>
+          <w:ilvl w:val="0"/>
+          <w:numId w:val="22"/>
+        </w:numPr>
+      </w:pPr>
+      <w:r>
         <w:t>Сборка итоговых списков валидных CAO-триад и причинно-следственных цепочек в единый словарь результатов вместе с исходным текстом для передачи в модуль отображения.</w:t>
+      </w:r>
+    </w:p>
+    <w:p>
+      <w:pPr>
+        <w:pStyle w:val="a7"/>
+        <w:numPr>
+          <w:ilvl w:val="0"/>
+          <w:numId w:val="22"/>
+        </w:numPr>
+      </w:pPr>
+      <w:r>
+        <w:t>Конец.</w:t>
       </w:r>
     </w:p>
     <w:p>
@@ -3628,6 +3652,7 @@
           <w:bCs/>
           <w:lang w:val="en-US"/>
         </w:rPr>
+        <w:lastRenderedPageBreak/>
         <w:t>python</w:t>
       </w:r>
       <w:r>
@@ -3793,14 +3818,7 @@
         <w:rPr>
           <w:rFonts w:eastAsiaTheme="majorEastAsia"/>
         </w:rPr>
-        <w:t xml:space="preserve">Используется для извлечения текста из параграфов </w:t>
-      </w:r>
-      <w:r>
-        <w:rPr>
-          <w:rFonts w:eastAsiaTheme="majorEastAsia"/>
-        </w:rPr>
-        <w:lastRenderedPageBreak/>
-        <w:t>документов формата .</w:t>
+        <w:t>Используется для извлечения текста из параграфов документов формата .</w:t>
       </w:r>
       <w:proofErr w:type="spellStart"/>
       <w:r>
@@ -4233,7 +4251,11 @@
       </w:r>
       <w:proofErr w:type="spellEnd"/>
       <w:r>
-        <w:t>. Позволяет подставлять конкретные имена вместо размытых местоимений в субъектах причинно-следственных цепочек, повышая точность и читаемость вывода в интерфейсе.</w:t>
+        <w:t>. Позволяет подставлять конкретные имена вместо размытых местоимений в субъектах причинно-</w:t>
+      </w:r>
+      <w:r>
+        <w:lastRenderedPageBreak/>
+        <w:t>следственных цепочек, повышая точность и читаемость вывода в интерфейсе.</w:t>
       </w:r>
     </w:p>
     <w:p>
@@ -4247,11 +4269,7 @@
       </w:r>
       <w:proofErr w:type="spellEnd"/>
       <w:r>
-        <w:t xml:space="preserve"> — библиотека-обёртка над русской лексико-семантической </w:t>
-      </w:r>
-      <w:r>
-        <w:lastRenderedPageBreak/>
-        <w:t xml:space="preserve">базой знаний </w:t>
+        <w:t xml:space="preserve"> — библиотека-обёртка над русской лексико-семантической базой знаний </w:t>
       </w:r>
       <w:proofErr w:type="spellStart"/>
       <w:r>
@@ -4808,7 +4826,7 @@
           <v:shape id="_x0000_i1025" type="#_x0000_t75" style="width:467.45pt;height:362.7pt" o:ole="">
             <v:imagedata r:id="rId16" o:title=""/>
           </v:shape>
-          <o:OLEObject Type="Embed" ProgID="Visio.Drawing.15" ShapeID="_x0000_i1025" DrawAspect="Content" ObjectID="_1838373155" r:id="rId17"/>
+          <o:OLEObject Type="Embed" ProgID="Visio.Drawing.15" ShapeID="_x0000_i1025" DrawAspect="Content" ObjectID="_1839073223" r:id="rId17"/>
         </w:object>
       </w:r>
     </w:p>
@@ -4997,7 +5015,7 @@
         <w:t xml:space="preserve">Рисунок </w:t>
       </w:r>
       <w:r>
-        <w:t>7</w:t>
+        <w:t>9</w:t>
       </w:r>
       <w:r>
         <w:t xml:space="preserve">. </w:t>
